--- a/docs/结题报告.docx
+++ b/docs/结题报告.docx
@@ -6066,7 +6066,7 @@
           <w:color w:val="000000"/>
           <w:sz w:val="24"/>
         </w:rPr>
-        <w:t>8.6 源代码公开的合规前提</w:t>
+        <w:t>8.6 源代码公开发布与合规说明</w:t>
       </w:r>
     </w:p>
     <w:p>
@@ -6078,20 +6078,7 @@
           <w:rFonts w:ascii="宋体" w:hAnsi="宋体" w:eastAsia="宋体"/>
           <w:color w:val="000000"/>
         </w:rPr>
-        <w:t>申报书预期成果 2 要求"全部源代码及配套资源公开"。目前代码与资源已完整归档（</w:t>
-      </w:r>
-      <w:r>
-        <w:rPr>
-          <w:rFonts w:ascii="Consolas" w:hAnsi="Consolas" w:eastAsia="宋体"/>
-        </w:rPr>
-        <w:t>对应源代码.zip</w:t>
-      </w:r>
-      <w:r>
-        <w:rPr>
-          <w:rFonts w:ascii="宋体" w:hAnsi="宋体" w:eastAsia="宋体"/>
-          <w:color w:val="000000"/>
-        </w:rPr>
-        <w:t xml:space="preserve"> 含逐文件 SHA-256），但</w:t>
+        <w:t>申报书预期成果 2 要求"全部源代码及配套资源公开"。</w:t>
       </w:r>
       <w:r>
         <w:rPr>
@@ -6099,14 +6086,134 @@
           <w:b/>
           <w:color w:val="000000"/>
         </w:rPr>
-        <w:t>尚未发布到任何公开仓库</w:t>
+        <w:t>源代码已发布到 GitHub 公开仓库：</w:t>
+      </w:r>
+    </w:p>
+    <w:p>
+      <w:pPr>
+        <w:ind w:left="340"/>
+      </w:pPr>
+      <w:r>
+        <w:rPr>
+          <w:rFonts w:ascii="宋体" w:hAnsi="宋体" w:eastAsia="宋体"/>
+          <w:color w:val="444444"/>
+        </w:rPr>
+        <w:t>https://github.com/SchnappiMika/lightweight-mistake-classifier</w:t>
+      </w:r>
+    </w:p>
+    <w:p>
+      <w:pPr>
+        <w:spacing w:after="80"/>
+      </w:pPr>
+      <w:r>
+        <w:rPr>
+          <w:rFonts w:ascii="宋体" w:hAnsi="宋体" w:eastAsia="宋体"/>
+          <w:color w:val="000000"/>
+        </w:rPr>
+        <w:t xml:space="preserve">仓库包含 </w:t>
+      </w:r>
+      <w:r>
+        <w:rPr>
+          <w:rFonts w:ascii="Consolas" w:hAnsi="Consolas" w:eastAsia="宋体"/>
+        </w:rPr>
+        <w:t>app/</w:t>
       </w:r>
       <w:r>
         <w:rPr>
           <w:rFonts w:ascii="宋体" w:hAnsi="宋体" w:eastAsia="宋体"/>
           <w:color w:val="000000"/>
         </w:rPr>
-        <w:t>，原因之一是还存在需要先处理的许可事项：</w:t>
+        <w:t>、</w:t>
+      </w:r>
+      <w:r>
+        <w:rPr>
+          <w:rFonts w:ascii="Consolas" w:hAnsi="Consolas" w:eastAsia="宋体"/>
+        </w:rPr>
+        <w:t>resources/</w:t>
+      </w:r>
+      <w:r>
+        <w:rPr>
+          <w:rFonts w:ascii="宋体" w:hAnsi="宋体" w:eastAsia="宋体"/>
+          <w:color w:val="000000"/>
+        </w:rPr>
+        <w:t>、</w:t>
+      </w:r>
+      <w:r>
+        <w:rPr>
+          <w:rFonts w:ascii="Consolas" w:hAnsi="Consolas" w:eastAsia="宋体"/>
+        </w:rPr>
+        <w:t>tests/</w:t>
+      </w:r>
+      <w:r>
+        <w:rPr>
+          <w:rFonts w:ascii="宋体" w:hAnsi="宋体" w:eastAsia="宋体"/>
+          <w:color w:val="000000"/>
+        </w:rPr>
+        <w:t>、</w:t>
+      </w:r>
+      <w:r>
+        <w:rPr>
+          <w:rFonts w:ascii="Consolas" w:hAnsi="Consolas" w:eastAsia="宋体"/>
+        </w:rPr>
+        <w:t>tools/</w:t>
+      </w:r>
+      <w:r>
+        <w:rPr>
+          <w:rFonts w:ascii="宋体" w:hAnsi="宋体" w:eastAsia="宋体"/>
+          <w:color w:val="000000"/>
+        </w:rPr>
+        <w:t>、</w:t>
+      </w:r>
+      <w:r>
+        <w:rPr>
+          <w:rFonts w:ascii="Consolas" w:hAnsi="Consolas" w:eastAsia="宋体"/>
+        </w:rPr>
+        <w:t>samples/</w:t>
+      </w:r>
+      <w:r>
+        <w:rPr>
+          <w:rFonts w:ascii="宋体" w:hAnsi="宋体" w:eastAsia="宋体"/>
+          <w:color w:val="000000"/>
+        </w:rPr>
+        <w:t>、</w:t>
+      </w:r>
+      <w:r>
+        <w:rPr>
+          <w:rFonts w:ascii="Consolas" w:hAnsi="Consolas" w:eastAsia="宋体"/>
+        </w:rPr>
+        <w:t>docs/</w:t>
+      </w:r>
+      <w:r>
+        <w:rPr>
+          <w:rFonts w:ascii="宋体" w:hAnsi="宋体" w:eastAsia="宋体"/>
+          <w:color w:val="000000"/>
+        </w:rPr>
+        <w:t xml:space="preserve"> 全部源码与文档，共 270 个受版本控制的文件；</w:t>
+      </w:r>
+      <w:r>
+        <w:rPr>
+          <w:rFonts w:ascii="Consolas" w:hAnsi="Consolas" w:eastAsia="宋体"/>
+        </w:rPr>
+        <w:t>tools/results/</w:t>
+      </w:r>
+      <w:r>
+        <w:rPr>
+          <w:rFonts w:ascii="宋体" w:hAnsi="宋体" w:eastAsia="宋体"/>
+          <w:color w:val="000000"/>
+        </w:rPr>
+        <w:t xml:space="preserve"> 下的评测原始输出体积较大（约 97 MB）未入库，可由仓库内脚本重新生成。仓库 README 提供项目介绍、快速开始、技术方案、评测结果与已知限制。</w:t>
+      </w:r>
+    </w:p>
+    <w:p>
+      <w:pPr>
+        <w:spacing w:after="80"/>
+      </w:pPr>
+      <w:r>
+        <w:rPr>
+          <w:rFonts w:ascii="宋体" w:hAnsi="宋体" w:eastAsia="宋体"/>
+          <w:color w:val="000000"/>
+        </w:rPr>
+        <w:t>仍需说明的许可事项：</w:t>
       </w:r>
     </w:p>
     <w:p>
@@ -6164,7 +6271,7 @@
           <w:rFonts w:ascii="宋体" w:hAnsi="宋体" w:eastAsia="宋体"/>
           <w:color w:val="000000"/>
         </w:rPr>
-        <w:t xml:space="preserve"> 已收录 53 个组件的许可文件，但其中 9 个组件（PyQt5、jieba、openpyxl、onnxruntime、ctranslate2、tokenizers、tqdm、et_xmlfile、flatbuffers）的许可全文缺失，需在公开发布前补齐。</w:t>
+        <w:t xml:space="preserve"> 已收录 53 个组件的许可文件，其中 9 个组件（PyQt5、jieba、openpyxl、onnxruntime、ctranslate2、tokenizers、tqdm、et_xmlfile、flatbuffers）的许可全文仍需随二进制分发时补齐。</w:t>
       </w:r>
     </w:p>
     <w:p>
@@ -6189,19 +6296,7 @@
           <w:rFonts w:ascii="宋体" w:hAnsi="宋体" w:eastAsia="宋体"/>
           <w:color w:val="000000"/>
         </w:rPr>
-        <w:t xml:space="preserve"> 与 pix2tex 权重的再分发许可需要在发布前逐项核对。</w:t>
-      </w:r>
-    </w:p>
-    <w:p>
-      <w:pPr>
-        <w:pStyle w:val="ListBullet"/>
-      </w:pPr>
-      <w:r>
-        <w:rPr>
-          <w:rFonts w:ascii="宋体" w:hAnsi="宋体" w:eastAsia="宋体"/>
-          <w:color w:val="000000"/>
-        </w:rPr>
-        <w:t>评测记录中含本机绝对路径（含用户名），公开发布前应做脱敏处理；已归档的原始证据不建议直接改写。</w:t>
+        <w:t xml:space="preserve"> 与 pix2tex 权重的再分发许可，需在分发带模型的发布包前逐项核对。</w:t>
       </w:r>
     </w:p>
     <w:p>
@@ -6213,7 +6308,7 @@
           <w:rFonts w:ascii="宋体" w:hAnsi="宋体" w:eastAsia="宋体"/>
           <w:color w:val="000000"/>
         </w:rPr>
-        <w:t>上述处理方案与核对清单见《开源交付与许可说明》。将其列为"未完成"不表示项目代码不可交付——面向学校提交的归档不受影响，受影响的是面向公众的开源发布。</w:t>
+        <w:t>上述处理方案与核对清单见《源代码与资源交付说明》。</w:t>
       </w:r>
     </w:p>
     <w:p>

--- a/docs/结题报告.docx
+++ b/docs/结题报告.docx
@@ -6188,7 +6188,7 @@
           <w:rFonts w:ascii="宋体" w:hAnsi="宋体" w:eastAsia="宋体"/>
           <w:color w:val="000000"/>
         </w:rPr>
-        <w:t xml:space="preserve"> 全部源码与文档，共 270 个受版本控制的文件；</w:t>
+        <w:t xml:space="preserve"> 全部源码与文档，共 268 个受版本控制的文件；</w:t>
       </w:r>
       <w:r>
         <w:rPr>

--- a/docs/结题报告.docx
+++ b/docs/结题报告.docx
@@ -6188,7 +6188,7 @@
           <w:rFonts w:ascii="宋体" w:hAnsi="宋体" w:eastAsia="宋体"/>
           <w:color w:val="000000"/>
         </w:rPr>
-        <w:t xml:space="preserve"> 全部源码与文档，共 268 个受版本控制的文件；</w:t>
+        <w:t xml:space="preserve"> 全部源码与文档，共 269 个受版本控制的文件；</w:t>
       </w:r>
       <w:r>
         <w:rPr>
